--- a/templates/court-letters/Police Email.docx
+++ b/templates/court-letters/Police Email.docx
@@ -208,7 +208,7 @@
                 <w:rFonts w:cs="Arial"/>
                 <w:spacing w:val="-2"/>
               </w:rPr>
-              <w:t>Natalie Quirke</w:t>
+              <w:t>NEW GEN AUTOMATION</w:t>
             </w:r>
           </w:p>
         </w:tc>
@@ -1004,7 +1004,7 @@
           <w:b/>
           <w:caps/>
         </w:rPr>
-        <w:t>NATALIE QUIRKE</w:t>
+        <w:t>NEW GEN AUTOMATION</w:t>
       </w:r>
     </w:p>
     <w:p>
@@ -1034,7 +1034,7 @@
             <w:rStyle w:val="Hyperlink"/>
             <w:sz w:val="18"/>
           </w:rPr>
-          <w:t>natalie@nataliequirke.co.nz</w:t>
+          <w:t>hello@newgenautomation.nz</w:t>
         </w:r>
       </w:hyperlink>
       <w:r>
@@ -1091,7 +1091,7 @@
       </w:r>
       <w:r>
         <w:rPr/>
-        <w:t>authorise and consent to the police providing my barrister, Natalie Quirke with the information as set out above.</w:t>
+        <w:t>authorise and consent to the police providing my barrister, NEW GEN AUTOMATION with the information as set out above.</w:t>
       </w:r>
     </w:p>
     <w:p>
@@ -1425,7 +1425,7 @@
         <w:sz w:val="52"/>
         <w:szCs w:val="52"/>
       </w:rPr>
-      <w:t xml:space="preserve">Natalie Quirke </w:t>
+      <w:t xml:space="preserve">NEW GEN AUTOMATION </w:t>
     </w:r>
     <w:r>
       <w:rPr>
@@ -1506,7 +1506,7 @@
                               <w:sz w:val="14"/>
                               <w:lang w:val="en-NZ" w:eastAsia="en-NZ"/>
                             </w:rPr>
-                            <w:t xml:space="preserve">PO Box 25 977 </w:t>
+                            <w:t xml:space="preserve">Auckland 1010 </w:t>
                           </w:r>
                         </w:p>
                         <w:p>
@@ -1526,7 +1526,7 @@
                               <w:sz w:val="14"/>
                               <w:lang w:val="en-NZ" w:eastAsia="en-NZ"/>
                             </w:rPr>
-                            <w:t>St Heliers 1070</w:t>
+                            <w:t>Auckland 1010</w:t>
                           </w:r>
                         </w:p>
                         <w:p>
@@ -1597,7 +1597,7 @@
                               <w:sz w:val="14"/>
                               <w:lang w:val="en-NZ" w:eastAsia="en-NZ"/>
                             </w:rPr>
-                            <w:t>natalie@nataliequirke.co.nz</w:t>
+                            <w:t>hello@newgenautomation.nz</w:t>
                           </w:r>
                         </w:p>
                         <w:p>
@@ -1728,7 +1728,7 @@
                         <w:sz w:val="14"/>
                         <w:lang w:val="en-NZ" w:eastAsia="en-NZ"/>
                       </w:rPr>
-                      <w:t xml:space="preserve">PO Box 25 977 </w:t>
+                      <w:t xml:space="preserve">Auckland 1010 </w:t>
                     </w:r>
                   </w:p>
                   <w:p>
@@ -1748,7 +1748,7 @@
                         <w:sz w:val="14"/>
                         <w:lang w:val="en-NZ" w:eastAsia="en-NZ"/>
                       </w:rPr>
-                      <w:t>St Heliers 1070</w:t>
+                      <w:t>Auckland 1010</w:t>
                     </w:r>
                   </w:p>
                   <w:p>
@@ -1819,7 +1819,7 @@
                         <w:sz w:val="14"/>
                         <w:lang w:val="en-NZ" w:eastAsia="en-NZ"/>
                       </w:rPr>
-                      <w:t>natalie@nataliequirke.co.nz</w:t>
+                      <w:t>hello@newgenautomation.nz</w:t>
                     </w:r>
                   </w:p>
                   <w:p>

--- a/templates/court-letters/Police Email.docx
+++ b/templates/court-letters/Police Email.docx
@@ -1034,7 +1034,7 @@
             <w:rStyle w:val="Hyperlink"/>
             <w:sz w:val="18"/>
           </w:rPr>
-          <w:t>hello@newgenautomation.nz</w:t>
+          <w:t>will@newgenbusiness.nz</w:t>
         </w:r>
       </w:hyperlink>
       <w:r>
@@ -1548,7 +1548,7 @@
                               <w:sz w:val="14"/>
                               <w:lang w:val="en-NZ" w:eastAsia="en-NZ"/>
                             </w:rPr>
-                            <w:t>Tel:  (09) 575 6757</w:t>
+                            <w:t>Tel: (09) 235 5523</w:t>
                           </w:r>
                         </w:p>
                         <w:p>
@@ -1568,7 +1568,7 @@
                               <w:sz w:val="14"/>
                               <w:lang w:val="en-NZ" w:eastAsia="en-NZ"/>
                             </w:rPr>
-                            <w:t>Mob: 0274 944 411</w:t>
+                            <w:t>Mob: 027 230 5006</w:t>
                           </w:r>
                         </w:p>
                         <w:p>
@@ -1597,7 +1597,7 @@
                               <w:sz w:val="14"/>
                               <w:lang w:val="en-NZ" w:eastAsia="en-NZ"/>
                             </w:rPr>
-                            <w:t>hello@newgenautomation.nz</w:t>
+                            <w:t>will@newgenbusiness.nz</w:t>
                           </w:r>
                         </w:p>
                         <w:p>
@@ -1770,7 +1770,7 @@
                         <w:sz w:val="14"/>
                         <w:lang w:val="en-NZ" w:eastAsia="en-NZ"/>
                       </w:rPr>
-                      <w:t>Tel:  (09) 575 6757</w:t>
+                      <w:t>Tel: (09) 235 5523</w:t>
                     </w:r>
                   </w:p>
                   <w:p>
@@ -1790,7 +1790,7 @@
                         <w:sz w:val="14"/>
                         <w:lang w:val="en-NZ" w:eastAsia="en-NZ"/>
                       </w:rPr>
-                      <w:t>Mob: 0274 944 411</w:t>
+                      <w:t>Mob: 027 230 5006</w:t>
                     </w:r>
                   </w:p>
                   <w:p>
@@ -1819,7 +1819,7 @@
                         <w:sz w:val="14"/>
                         <w:lang w:val="en-NZ" w:eastAsia="en-NZ"/>
                       </w:rPr>
-                      <w:t>hello@newgenautomation.nz</w:t>
+                      <w:t>will@newgenbusiness.nz</w:t>
                     </w:r>
                   </w:p>
                   <w:p>
